--- a/downloads/teacher/04 Units/Unit 03 - Human Development and Relationships - Growing Up, Getting Along/Lesson 03.07 - Stress What It Is and My Stress Map.docx
+++ b/downloads/teacher/04 Units/Unit 03 - Human Development and Relationships - Growing Up, Getting Along/Lesson 03.07 - Stress What It Is and My Stress Map.docx
@@ -378,23 +378,41 @@
       <w:r>
         <w:t xml:space="preserve">By the end of this lesson, students will be able to:</w:t>
       </w:r>
-      <w:r>
-        <w:t xml:space="preserve"> </w:t>
-      </w:r>
-      <w:r>
-        <w:t xml:space="preserve">1. (Low) Define stress, distinguish good stress from bad stress with one example of each, and list six body signals of stress.</w:t>
-      </w:r>
-      <w:r>
-        <w:t xml:space="preserve"> </w:t>
-      </w:r>
-      <w:r>
-        <w:t xml:space="preserve">2. (Mid) On a private stress map, identify when and where their own stress shows up (time of day, day of week, place, situation) and classify each stressor into one of five common adolescent categories (school, friends, family, phones, money).</w:t>
-      </w:r>
-      <w:r>
-        <w:t xml:space="preserve"> </w:t>
-      </w:r>
-      <w:r>
-        <w:t xml:space="preserve">3. (High) Judge which one stressor on the map is the biggest and whether it is the kind you handle yourself or the kind you bring to an adult, and name the adult, with a reason.</w:t>
+    </w:p>
+    <w:p>
+      <w:pPr>
+        <w:numPr>
+          <w:ilvl w:val="0"/>
+          <w:numId w:val="1002"/>
+        </w:numPr>
+        <w:pStyle w:val="Compact"/>
+      </w:pPr>
+      <w:r>
+        <w:t xml:space="preserve">(Low) Define stress, distinguish good stress from bad stress with one example of each, and list six body signals of stress.</w:t>
+      </w:r>
+    </w:p>
+    <w:p>
+      <w:pPr>
+        <w:numPr>
+          <w:ilvl w:val="0"/>
+          <w:numId w:val="1002"/>
+        </w:numPr>
+        <w:pStyle w:val="Compact"/>
+      </w:pPr>
+      <w:r>
+        <w:t xml:space="preserve">(Mid) On a private stress map, identify when and where their own stress shows up (time of day, day of week, place, situation) and classify each stressor into one of five common adolescent categories (school, friends, family, phones, money).</w:t>
+      </w:r>
+    </w:p>
+    <w:p>
+      <w:pPr>
+        <w:numPr>
+          <w:ilvl w:val="0"/>
+          <w:numId w:val="1002"/>
+        </w:numPr>
+        <w:pStyle w:val="Compact"/>
+      </w:pPr>
+      <w:r>
+        <w:t xml:space="preserve">(High) Judge which one stressor on the map is the biggest and whether it is the kind you handle yourself or the kind you bring to an adult, and name the adult, with a reason.</w:t>
       </w:r>
     </w:p>
     <w:p>
@@ -444,7 +462,7 @@
       <w:pPr>
         <w:numPr>
           <w:ilvl w:val="0"/>
-          <w:numId w:val="1002"/>
+          <w:numId w:val="1003"/>
         </w:numPr>
         <w:pStyle w:val="Compact"/>
       </w:pPr>
@@ -462,7 +480,7 @@
       <w:pPr>
         <w:numPr>
           <w:ilvl w:val="0"/>
-          <w:numId w:val="1002"/>
+          <w:numId w:val="1003"/>
         </w:numPr>
         <w:pStyle w:val="Compact"/>
       </w:pPr>
@@ -483,7 +501,7 @@
       <w:pPr>
         <w:numPr>
           <w:ilvl w:val="0"/>
-          <w:numId w:val="1002"/>
+          <w:numId w:val="1003"/>
         </w:numPr>
         <w:pStyle w:val="Compact"/>
       </w:pPr>
@@ -495,7 +513,7 @@
       <w:pPr>
         <w:numPr>
           <w:ilvl w:val="0"/>
-          <w:numId w:val="1002"/>
+          <w:numId w:val="1003"/>
         </w:numPr>
         <w:pStyle w:val="Compact"/>
       </w:pPr>
@@ -534,7 +552,7 @@
       <w:pPr>
         <w:numPr>
           <w:ilvl w:val="0"/>
-          <w:numId w:val="1002"/>
+          <w:numId w:val="1003"/>
         </w:numPr>
         <w:pStyle w:val="Compact"/>
       </w:pPr>
@@ -546,7 +564,7 @@
       <w:pPr>
         <w:numPr>
           <w:ilvl w:val="0"/>
-          <w:numId w:val="1002"/>
+          <w:numId w:val="1003"/>
         </w:numPr>
         <w:pStyle w:val="Compact"/>
       </w:pPr>
@@ -979,11 +997,17 @@
       <w:r>
         <w:t xml:space="preserve">Monitor understanding:</w:t>
       </w:r>
-      <w:r>
-        <w:t xml:space="preserve"> </w:t>
-      </w:r>
-      <w:r>
-        <w:t xml:space="preserve">- What is one example of good stress? What makes it</w:t>
+    </w:p>
+    <w:p>
+      <w:pPr>
+        <w:numPr>
+          <w:ilvl w:val="0"/>
+          <w:numId w:val="1004"/>
+        </w:numPr>
+        <w:pStyle w:val="Compact"/>
+      </w:pPr>
+      <w:r>
+        <w:t xml:space="preserve">What is one example of good stress? What makes it</w:t>
       </w:r>
       <w:r>
         <w:t xml:space="preserve"> </w:t>
@@ -1000,17 +1024,29 @@
       <w:r>
         <w:t xml:space="preserve">?</w:t>
       </w:r>
-      <w:r>
-        <w:t xml:space="preserve"> </w:t>
-      </w:r>
-      <w:r>
-        <w:t xml:space="preserve">- Which body signal shows up first for a lot of people? Why does knowing your first signal matter?</w:t>
-      </w:r>
-      <w:r>
-        <w:t xml:space="preserve"> </w:t>
-      </w:r>
-      <w:r>
-        <w:t xml:space="preserve">- Which category does</w:t>
+    </w:p>
+    <w:p>
+      <w:pPr>
+        <w:numPr>
+          <w:ilvl w:val="0"/>
+          <w:numId w:val="1004"/>
+        </w:numPr>
+        <w:pStyle w:val="Compact"/>
+      </w:pPr>
+      <w:r>
+        <w:t xml:space="preserve">Which body signal shows up first for a lot of people? Why does knowing your first signal matter?</w:t>
+      </w:r>
+    </w:p>
+    <w:p>
+      <w:pPr>
+        <w:numPr>
+          <w:ilvl w:val="0"/>
+          <w:numId w:val="1004"/>
+        </w:numPr>
+        <w:pStyle w:val="Compact"/>
+      </w:pPr>
+      <w:r>
+        <w:t xml:space="preserve">Which category does</w:t>
       </w:r>
       <w:r>
         <w:t xml:space="preserve"> </w:t>
@@ -1033,28 +1069,46 @@
     </w:p>
     <w:p>
       <w:pPr>
-        <w:pStyle w:val="BodyText"/>
+        <w:pStyle w:val="FirstParagraph"/>
       </w:pPr>
       <w:r>
         <w:t xml:space="preserve">Deepen learning:</w:t>
       </w:r>
-      <w:r>
-        <w:t xml:space="preserve"> </w:t>
-      </w:r>
-      <w:r>
-        <w:t xml:space="preserve">- The alarm goes off for toast and for fire. What would happen if you taped over the alarm so it never went off?</w:t>
-      </w:r>
-      <w:r>
-        <w:t xml:space="preserve"> </w:t>
-      </w:r>
-      <w:r>
-        <w:t xml:space="preserve">- Sunday night shows up on a lot of stress maps. What is actually happening on Sunday night, and what could move it?</w:t>
-      </w:r>
-      <w:r>
-        <w:t xml:space="preserve"> </w:t>
-      </w:r>
-      <w:r>
-        <w:t xml:space="preserve">- Why is</w:t>
+    </w:p>
+    <w:p>
+      <w:pPr>
+        <w:numPr>
+          <w:ilvl w:val="0"/>
+          <w:numId w:val="1005"/>
+        </w:numPr>
+        <w:pStyle w:val="Compact"/>
+      </w:pPr>
+      <w:r>
+        <w:t xml:space="preserve">The alarm goes off for toast and for fire. What would happen if you taped over the alarm so it never went off?</w:t>
+      </w:r>
+    </w:p>
+    <w:p>
+      <w:pPr>
+        <w:numPr>
+          <w:ilvl w:val="0"/>
+          <w:numId w:val="1005"/>
+        </w:numPr>
+        <w:pStyle w:val="Compact"/>
+      </w:pPr>
+      <w:r>
+        <w:t xml:space="preserve">Sunday night shows up on a lot of stress maps. What is actually happening on Sunday night, and what could move it?</w:t>
+      </w:r>
+    </w:p>
+    <w:p>
+      <w:pPr>
+        <w:numPr>
+          <w:ilvl w:val="0"/>
+          <w:numId w:val="1005"/>
+        </w:numPr>
+        <w:pStyle w:val="Compact"/>
+      </w:pPr>
+      <w:r>
+        <w:t xml:space="preserve">Why is</w:t>
       </w:r>
       <w:r>
         <w:t xml:space="preserve"> </w:t>
@@ -1251,7 +1305,7 @@
       <w:pPr>
         <w:numPr>
           <w:ilvl w:val="0"/>
-          <w:numId w:val="1003"/>
+          <w:numId w:val="1006"/>
         </w:numPr>
         <w:pStyle w:val="Compact"/>
       </w:pPr>
@@ -1263,7 +1317,7 @@
       <w:pPr>
         <w:numPr>
           <w:ilvl w:val="0"/>
-          <w:numId w:val="1003"/>
+          <w:numId w:val="1006"/>
         </w:numPr>
         <w:pStyle w:val="Compact"/>
       </w:pPr>
@@ -1275,7 +1329,7 @@
       <w:pPr>
         <w:numPr>
           <w:ilvl w:val="0"/>
-          <w:numId w:val="1003"/>
+          <w:numId w:val="1006"/>
         </w:numPr>
         <w:pStyle w:val="Compact"/>
       </w:pPr>
@@ -1305,7 +1359,7 @@
       <w:pPr>
         <w:numPr>
           <w:ilvl w:val="0"/>
-          <w:numId w:val="1003"/>
+          <w:numId w:val="1006"/>
         </w:numPr>
         <w:pStyle w:val="Compact"/>
       </w:pPr>
@@ -1317,7 +1371,7 @@
       <w:pPr>
         <w:numPr>
           <w:ilvl w:val="0"/>
-          <w:numId w:val="1003"/>
+          <w:numId w:val="1006"/>
         </w:numPr>
         <w:pStyle w:val="Compact"/>
       </w:pPr>
@@ -1329,7 +1383,7 @@
       <w:pPr>
         <w:numPr>
           <w:ilvl w:val="0"/>
-          <w:numId w:val="1003"/>
+          <w:numId w:val="1006"/>
         </w:numPr>
         <w:pStyle w:val="Compact"/>
       </w:pPr>
@@ -1648,7 +1702,7 @@
       <w:pPr>
         <w:numPr>
           <w:ilvl w:val="0"/>
-          <w:numId w:val="1004"/>
+          <w:numId w:val="1007"/>
         </w:numPr>
         <w:pStyle w:val="Compact"/>
       </w:pPr>
@@ -1672,7 +1726,7 @@
       <w:pPr>
         <w:numPr>
           <w:ilvl w:val="0"/>
-          <w:numId w:val="1004"/>
+          <w:numId w:val="1007"/>
         </w:numPr>
         <w:pStyle w:val="Compact"/>
       </w:pPr>
@@ -1684,7 +1738,7 @@
       <w:pPr>
         <w:numPr>
           <w:ilvl w:val="0"/>
-          <w:numId w:val="1004"/>
+          <w:numId w:val="1007"/>
         </w:numPr>
         <w:pStyle w:val="Compact"/>
       </w:pPr>
@@ -1708,7 +1762,7 @@
       <w:pPr>
         <w:numPr>
           <w:ilvl w:val="0"/>
-          <w:numId w:val="1004"/>
+          <w:numId w:val="1007"/>
         </w:numPr>
         <w:pStyle w:val="Compact"/>
       </w:pPr>
@@ -1720,7 +1774,7 @@
       <w:pPr>
         <w:numPr>
           <w:ilvl w:val="0"/>
-          <w:numId w:val="1004"/>
+          <w:numId w:val="1007"/>
         </w:numPr>
         <w:pStyle w:val="Compact"/>
       </w:pPr>
@@ -1756,7 +1810,7 @@
       <w:pPr>
         <w:numPr>
           <w:ilvl w:val="0"/>
-          <w:numId w:val="1004"/>
+          <w:numId w:val="1007"/>
         </w:numPr>
         <w:pStyle w:val="Compact"/>
       </w:pPr>
@@ -1778,7 +1832,7 @@
       <w:pPr>
         <w:numPr>
           <w:ilvl w:val="0"/>
-          <w:numId w:val="1005"/>
+          <w:numId w:val="1008"/>
         </w:numPr>
         <w:pStyle w:val="Compact"/>
       </w:pPr>
@@ -1790,7 +1844,7 @@
       <w:pPr>
         <w:numPr>
           <w:ilvl w:val="0"/>
-          <w:numId w:val="1005"/>
+          <w:numId w:val="1008"/>
         </w:numPr>
         <w:pStyle w:val="Compact"/>
       </w:pPr>
@@ -1802,7 +1856,7 @@
       <w:pPr>
         <w:numPr>
           <w:ilvl w:val="0"/>
-          <w:numId w:val="1005"/>
+          <w:numId w:val="1008"/>
         </w:numPr>
         <w:pStyle w:val="Compact"/>
       </w:pPr>
@@ -1832,7 +1886,7 @@
       <w:pPr>
         <w:numPr>
           <w:ilvl w:val="0"/>
-          <w:numId w:val="1005"/>
+          <w:numId w:val="1008"/>
         </w:numPr>
         <w:pStyle w:val="Compact"/>
       </w:pPr>
@@ -1844,7 +1898,7 @@
       <w:pPr>
         <w:numPr>
           <w:ilvl w:val="0"/>
-          <w:numId w:val="1005"/>
+          <w:numId w:val="1008"/>
         </w:numPr>
         <w:pStyle w:val="Compact"/>
       </w:pPr>
@@ -2140,6 +2194,118 @@
       </w:pPr>
     </w:lvl>
   </w:abstractNum>
+  <w:abstractNum w:abstractNumId="99411">
+    <w:nsid w:val="71315dca"/>
+    <w:multiLevelType w:val="multilevel"/>
+    <w:lvl w:ilvl="0">
+      <w:start w:val="1"/>
+      <w:numFmt w:val="decimal"/>
+      <w:lvlText w:val="%1."/>
+      <w:lvlJc w:val="left"/>
+      <w:pPr>
+        <w:tabs>
+          <w:tab w:val="num" w:pos="0"/>
+        </w:tabs>
+        <w:ind w:left="480" w:hanging="480"/>
+      </w:pPr>
+    </w:lvl>
+    <w:lvl w:ilvl="1">
+      <w:start w:val="1"/>
+      <w:numFmt w:val="decimal"/>
+      <w:lvlText w:val="%2."/>
+      <w:lvlJc w:val="left"/>
+      <w:pPr>
+        <w:tabs>
+          <w:tab w:val="num" w:pos="720"/>
+        </w:tabs>
+        <w:ind w:left="1200" w:hanging="480"/>
+      </w:pPr>
+    </w:lvl>
+    <w:lvl w:ilvl="2">
+      <w:start w:val="1"/>
+      <w:numFmt w:val="decimal"/>
+      <w:lvlText w:val="%3."/>
+      <w:lvlJc w:val="left"/>
+      <w:pPr>
+        <w:tabs>
+          <w:tab w:val="num" w:pos="1440"/>
+        </w:tabs>
+        <w:ind w:left="1920" w:hanging="480"/>
+      </w:pPr>
+    </w:lvl>
+    <w:lvl w:ilvl="3">
+      <w:start w:val="1"/>
+      <w:numFmt w:val="decimal"/>
+      <w:lvlText w:val="%4."/>
+      <w:lvlJc w:val="left"/>
+      <w:pPr>
+        <w:tabs>
+          <w:tab w:val="num" w:pos="2160"/>
+        </w:tabs>
+        <w:ind w:left="2640" w:hanging="480"/>
+      </w:pPr>
+    </w:lvl>
+    <w:lvl w:ilvl="4">
+      <w:start w:val="1"/>
+      <w:numFmt w:val="decimal"/>
+      <w:lvlText w:val="%5."/>
+      <w:lvlJc w:val="left"/>
+      <w:pPr>
+        <w:tabs>
+          <w:tab w:val="num" w:pos="2880"/>
+        </w:tabs>
+        <w:ind w:left="3360" w:hanging="480"/>
+      </w:pPr>
+    </w:lvl>
+    <w:lvl w:ilvl="5">
+      <w:start w:val="1"/>
+      <w:numFmt w:val="decimal"/>
+      <w:lvlText w:val="%6."/>
+      <w:lvlJc w:val="left"/>
+      <w:pPr>
+        <w:tabs>
+          <w:tab w:val="num" w:pos="3600"/>
+        </w:tabs>
+        <w:ind w:left="4080" w:hanging="480"/>
+      </w:pPr>
+    </w:lvl>
+    <w:lvl w:ilvl="6">
+      <w:start w:val="1"/>
+      <w:numFmt w:val="decimal"/>
+      <w:lvlText w:val="%7."/>
+      <w:lvlJc w:val="left"/>
+      <w:pPr>
+        <w:tabs>
+          <w:tab w:val="num" w:pos="4320"/>
+        </w:tabs>
+        <w:ind w:left="4800" w:hanging="480"/>
+      </w:pPr>
+    </w:lvl>
+    <w:lvl w:ilvl="7">
+      <w:start w:val="1"/>
+      <w:numFmt w:val="decimal"/>
+      <w:lvlText w:val="%8."/>
+      <w:lvlJc w:val="left"/>
+      <w:pPr>
+        <w:tabs>
+          <w:tab w:val="num" w:pos="5040"/>
+        </w:tabs>
+        <w:ind w:left="5520" w:hanging="480"/>
+      </w:pPr>
+    </w:lvl>
+    <w:lvl w:ilvl="8">
+      <w:start w:val="1"/>
+      <w:numFmt w:val="decimal"/>
+      <w:lvlText w:val="%9."/>
+      <w:lvlJc w:val="left"/>
+      <w:pPr>
+        <w:tabs>
+          <w:tab w:val="num" w:pos="5760"/>
+        </w:tabs>
+        <w:ind w:left="6240" w:hanging="480"/>
+      </w:pPr>
+    </w:lvl>
+  </w:abstractNum>
   <w:num w:numId="1000">
     <w:abstractNumId w:val="990"/>
   </w:num>
@@ -2147,7 +2313,34 @@
     <w:abstractNumId w:val="991"/>
   </w:num>
   <w:num w:numId="1002">
-    <w:abstractNumId w:val="991"/>
+    <w:abstractNumId w:val="99411"/>
+    <w:lvlOverride w:ilvl="0">
+      <w:startOverride w:val="1"/>
+    </w:lvlOverride>
+    <w:lvlOverride w:ilvl="1">
+      <w:startOverride w:val="1"/>
+    </w:lvlOverride>
+    <w:lvlOverride w:ilvl="2">
+      <w:startOverride w:val="1"/>
+    </w:lvlOverride>
+    <w:lvlOverride w:ilvl="3">
+      <w:startOverride w:val="1"/>
+    </w:lvlOverride>
+    <w:lvlOverride w:ilvl="4">
+      <w:startOverride w:val="1"/>
+    </w:lvlOverride>
+    <w:lvlOverride w:ilvl="5">
+      <w:startOverride w:val="1"/>
+    </w:lvlOverride>
+    <w:lvlOverride w:ilvl="6">
+      <w:startOverride w:val="1"/>
+    </w:lvlOverride>
+    <w:lvlOverride w:ilvl="7">
+      <w:startOverride w:val="1"/>
+    </w:lvlOverride>
+    <w:lvlOverride w:ilvl="8">
+      <w:startOverride w:val="1"/>
+    </w:lvlOverride>
   </w:num>
   <w:num w:numId="1003">
     <w:abstractNumId w:val="991"/>
@@ -2156,6 +2349,15 @@
     <w:abstractNumId w:val="991"/>
   </w:num>
   <w:num w:numId="1005">
+    <w:abstractNumId w:val="991"/>
+  </w:num>
+  <w:num w:numId="1006">
+    <w:abstractNumId w:val="991"/>
+  </w:num>
+  <w:num w:numId="1007">
+    <w:abstractNumId w:val="991"/>
+  </w:num>
+  <w:num w:numId="1008">
     <w:abstractNumId w:val="991"/>
   </w:num>
 </w:numbering>

--- a/downloads/teacher/04 Units/Unit 03 - Human Development and Relationships - Growing Up, Getting Along/Lesson 03.07 - Stress What It Is and My Stress Map.docx
+++ b/downloads/teacher/04 Units/Unit 03 - Human Development and Relationships - Growing Up, Getting Along/Lesson 03.07 - Stress What It Is and My Stress Map.docx
@@ -105,15 +105,6 @@
       <w:r>
         <w:t xml:space="preserve">This lesson is about everyday stress and how to notice it. Anxiety disorders, depression, and anything clinical are the health teacher’s and the counselor’s. The stress map is private and is never collected. If a student writes or says something that needs an adult, the school’s reporting process applies.</w:t>
       </w:r>
-      <w:r>
-        <w:t xml:space="preserve"> </w:t>
-      </w:r>
-      <w:r>
-        <w:rPr>
-          <w:rStyle w:val="TeacherNote"/>
-        </w:rPr>
-        <w:t xml:space="preserve">[Sal: know it before this lesson, and tell the counselor the day it runs.]</w:t>
-      </w:r>
     </w:p>
     <w:p>
       <w:pPr>
@@ -537,15 +528,6 @@
       </w:r>
       <w:r>
         <w:t xml:space="preserve">list on slide 10: counselor, nurse, any teacher, the main office, a trusted adult at home, and a national or local help line the school approves</w:t>
-      </w:r>
-      <w:r>
-        <w:t xml:space="preserve"> </w:t>
-      </w:r>
-      <w:r>
-        <w:rPr>
-          <w:rStyle w:val="TeacherNote"/>
-        </w:rPr>
-        <w:t xml:space="preserve">[Sal: fill in the names, room numbers, and the help line your school uses before you teach this]</w:t>
       </w:r>
     </w:p>
     <w:p>
@@ -1678,15 +1660,6 @@
       <w:r>
         <w:t xml:space="preserve">slide; the health teacher owns anything clinical and gets the good vs bad table so the words match. Community: the approved help line on slide 10.</w:t>
       </w:r>
-      <w:r>
-        <w:t xml:space="preserve"> </w:t>
-      </w:r>
-      <w:r>
-        <w:rPr>
-          <w:rStyle w:val="TeacherNote"/>
-        </w:rPr>
-        <w:t xml:space="preserve">[Sal: your school will have a policy on which help lines go on a slide; ask before you print it.]</w:t>
-      </w:r>
     </w:p>
     <w:p>
       <w:pPr>
@@ -1796,15 +1769,6 @@
       <w:r>
         <w:t xml:space="preserve">nimh.nih.gov).</w:t>
       </w:r>
-      <w:r>
-        <w:t xml:space="preserve"> </w:t>
-      </w:r>
-      <w:r>
-        <w:rPr>
-          <w:rStyle w:val="TeacherNote"/>
-        </w:rPr>
-        <w:t xml:space="preserve">[Sal: confirm the page before teaching.]</w:t>
-      </w:r>
     </w:p>
     <w:p>
       <w:pPr>
@@ -1815,7 +1779,7 @@
         <w:pStyle w:val="Compact"/>
       </w:pPr>
       <w:r>
-        <w:t xml:space="preserve">Sal’s own materials: the sleep window from Lesson 2.6 is referenced as the first thing that shortens under stress.</w:t>
+        <w:t xml:space="preserve">My own materials: the sleep window from Lesson 2.6 is referenced as the first thing that shortens under stress.</w:t>
       </w:r>
     </w:p>
     <w:p>
@@ -1892,21 +1856,6 @@
       </w:pPr>
       <w:r>
         <w:t xml:space="preserve">Sunday night and the bus show up on a lot of maps. Neither is a surprise; both are useful to name out loud without asking anyone to own them.</w:t>
-      </w:r>
-    </w:p>
-    <w:p>
-      <w:pPr>
-        <w:numPr>
-          <w:ilvl w:val="0"/>
-          <w:numId w:val="1008"/>
-        </w:numPr>
-        <w:pStyle w:val="Compact"/>
-      </w:pPr>
-      <w:r>
-        <w:rPr>
-          <w:rStyle w:val="TeacherNote"/>
-        </w:rPr>
-        <w:t xml:space="preserve">[Sal: the HDR module’s illustrative activity is a mindfulness journal with prompts about stress, peer pressure, gratitude, and mindset. If you want a journal running across Topic 3.2, this map is its first page; the toolkit card and the Stress Plan are pages two and three.]</w:t>
       </w:r>
     </w:p>
     <w:sectPr>
